--- a/backend/data/sample_brds/BRD_Formal_Structured.docx
+++ b/backend/data/sample_brds/BRD_Formal_Structured.docx
@@ -44,7 +44,7 @@
     </w:p>
     <w:p>
       <w:r>
-        <w:t>Our current personal loan underwriting policy sets the minimum bureau (CIBIL) score at 650 for all applicants. Analysis of the 2024-2025 portfolio shows that borrowers in the 650-679 range have a 12.3% default rate compared to 4.1% for those scoring 680 and above. The risk-adjusted return on this segment is negative after accounting for collection costs.</w:t>
+        <w:t>Our current personal loan underwriting policy sets the minimum bureau (FICO) score at 650 for all applicants. Analysis of the 2024-2025 portfolio shows that borrowers in the 650-679 range have a 12.3% default rate compared to 4.1% for those scoring 680 and above. The risk-adjusted return on this segment is negative after accounting for collection costs.</w:t>
       </w:r>
     </w:p>
     <w:p>
@@ -73,7 +73,7 @@
         <w:pStyle w:val="ListBullet"/>
       </w:pPr>
       <w:r>
-        <w:t>• Interest rate: Flat 14.5% for all approved applicants</w:t>
+        <w:t>• Interest rate: Flat 14.99% for all approved applicants</w:t>
       </w:r>
     </w:p>
     <w:p>
@@ -81,7 +81,7 @@
         <w:pStyle w:val="ListBullet"/>
       </w:pPr>
       <w:r>
-        <w:t>• Maximum loan amount: ₹15,00,000</w:t>
+        <w:t>• Maximum loan amount: $50,000</w:t>
       </w:r>
     </w:p>
     <w:p>
@@ -97,7 +97,7 @@
         <w:pStyle w:val="ListBullet"/>
       </w:pPr>
       <w:r>
-        <w:t>• Minimum monthly income: ₹25,000</w:t>
+        <w:t>• Minimum monthly income: $4,200</w:t>
       </w:r>
     </w:p>
     <w:p>
@@ -204,7 +204,7 @@
           </w:tcPr>
           <w:p>
             <w:r>
-              <w:t>16.5%</w:t>
+              <w:t>16.99%</w:t>
             </w:r>
           </w:p>
         </w:tc>
@@ -236,7 +236,7 @@
           </w:tcPr>
           <w:p>
             <w:r>
-              <w:t>14.5%</w:t>
+              <w:t>14.99%</w:t>
             </w:r>
           </w:p>
         </w:tc>
@@ -268,7 +268,7 @@
           </w:tcPr>
           <w:p>
             <w:r>
-              <w:t>12.5%</w:t>
+              <w:t>12.49%</w:t>
             </w:r>
           </w:p>
         </w:tc>
@@ -300,7 +300,7 @@
           </w:tcPr>
           <w:p>
             <w:r>
-              <w:t>11.0%</w:t>
+              <w:t>9.99%</w:t>
             </w:r>
           </w:p>
         </w:tc>
@@ -329,7 +329,7 @@
     </w:p>
     <w:p>
       <w:r>
-        <w:t>For loan amounts exceeding ₹10,00,000 (10 lakh), require a minimum bureau score of 720 and minimum monthly income of ₹50,000. Applications not meeting both criteria should be capped at ₹10,00,000 eligible amount.</w:t>
+        <w:t>For loan amounts exceeding $40,000, require a minimum bureau score of 720 and minimum monthly income of $8,000. Applications not meeting both criteria should be capped at $40,000 eligible amount.</w:t>
       </w:r>
     </w:p>
     <w:p>
@@ -350,7 +350,7 @@
         <w:br/>
         <w:t>• Portfolio quality improvement: Average risk band shifts from Medium-High to Medium</w:t>
         <w:br/>
-        <w:t>• Revenue impact: +₹2.3Cr net (higher rates on medium-risk, fewer defaults)</w:t>
+        <w:t>• Revenue impact: +$2.5M net (higher rates on medium-risk, fewer defaults)</w:t>
       </w:r>
     </w:p>
     <w:p>
